--- a/docs/handover/word/EMHIP-09-UK-GDPR-Compliance.docx
+++ b/docs/handover/word/EMHIP-09-UK-GDPR-Compliance.docx
@@ -1227,7 +1227,7 @@
               <w:rPr>
                 <w:sz w:val="19"/>
               </w:rPr>
-              <w:t xml:space="preserve"> builds the complete record (all tabs, documents metadata, urgent episodes, access log) as JSON; "Export Record" in the workspace; logged as a disclosure and in export history.</w:t>
+              <w:t xml:space="preserve"> builds the complete record (all tabs, documents metadata, urgent cases, access log) as JSON; "Export Record" in the workspace; logged as a disclosure and in export history.</w:t>
             </w:r>
           </w:p>
         </w:tc>
@@ -1336,7 +1336,7 @@
               <w:rPr>
                 <w:sz w:val="19"/>
               </w:rPr>
-              <w:t>"Anonymise record": strips name, DOB (year kept), contact details, address, NHS number, GP and emergency-contact details; retires documents to the recycle bin; hides the record; reason kept on the audit log; blocked while an urgent episode is open. Health records that must be retained are anonymised rather than destroyed.</w:t>
+              <w:t>"Anonymise record": strips name, DOB (year kept), contact details, address, NHS number, GP and emergency-contact details; retires documents to the recycle bin; hides the record; reason kept on the audit log; blocked while an urgent case is open. Health records that must be retained are anonymised rather than destroyed.</w:t>
             </w:r>
           </w:p>
         </w:tc>
@@ -2671,7 +2671,7 @@
               <w:rPr>
                 <w:sz w:val="19"/>
               </w:rPr>
-              <w:t>Risk assessments, casework (SBAR) notes, CPN assessments, DIALOG scores, care plans, urgent episodes, MDT queue</w:t>
+              <w:t>Risk assessments, casework (SBAR) notes, CPN assessments, DIALOG scores, care plans, urgent cases, MDT queue</w:t>
             </w:r>
           </w:p>
         </w:tc>
